--- a/flow/20230914_vu_template/drafts/2024-04-g/22-ПН-___.docx
+++ b/flow/20230914_vu_template/drafts/2024-04-g/22-ПН-___.docx
@@ -8651,6 +8651,89 @@
     </w:p>
     <w:p>
       <w:pPr>
+        <w:pStyle w:val="a"/>
+      </w:pPr>
+      <w:r>
+        <w:rPr>
+          <w:rFonts w:ascii="Times New Roman" w:hAnsi="Times New Roman"/>
+          <w:i/>
+          <w:color w:val="FF0000"/>
+          <w:sz w:val="24"/>
+        </w:rPr>
+        <w:t>Тропар (г. 2):</w:t>
+      </w:r>
+      <w:r>
+        <w:rPr>
+          <w:rFonts w:ascii="Times New Roman" w:hAnsi="Times New Roman"/>
+          <w:sz w:val="24"/>
+        </w:rPr>
+        <w:t xml:space="preserve"> Ти був знаний, як освячений від пелен,* і сповнений благодаті,* чудесами світ просвітив ти,* і відігнав множество демонів,* священнотворче Теодоре,* тому за нас молися Господеві. </w:t>
+      </w:r>
+    </w:p>
+    <w:p>
+      <w:pPr>
+        <w:pStyle w:val="a"/>
+      </w:pPr>
+      <w:r>
+        <w:rPr>
+          <w:rFonts w:ascii="Times New Roman" w:hAnsi="Times New Roman"/>
+          <w:b/>
+          <w:sz w:val="24"/>
+        </w:rPr>
+        <w:t xml:space="preserve">Слава, і нині: </w:t>
+      </w:r>
+      <w:r>
+        <w:rPr>
+          <w:rFonts w:ascii="Times New Roman" w:hAnsi="Times New Roman"/>
+          <w:i/>
+          <w:color w:val="FF0000"/>
+          <w:sz w:val="24"/>
+        </w:rPr>
+        <w:t xml:space="preserve">Богородичний (г. 2): </w:t>
+      </w:r>
+      <w:r>
+        <w:rPr>
+          <w:rFonts w:ascii="Times New Roman" w:hAnsi="Times New Roman"/>
+          <w:sz w:val="24"/>
+        </w:rPr>
+        <w:t xml:space="preserve">Будучи джерелом милосердя,* сподоби нас твоєї милости, Богородице;* зглянься на людей грішних* і покажи, як завжди, твою силу,* бо, </w:t>
+      </w:r>
+      <w:r>
+        <w:rPr>
+          <w:rFonts w:ascii="Times New Roman" w:hAnsi="Times New Roman"/>
+          <w:sz w:val="24"/>
+        </w:rPr>
+        <w:t>вповаючи</w:t>
+      </w:r>
+      <w:r>
+        <w:rPr>
+          <w:rFonts w:ascii="Times New Roman" w:hAnsi="Times New Roman"/>
+          <w:sz w:val="24"/>
+        </w:rPr>
+        <w:t xml:space="preserve"> на тебе, співаємо тобі: Радуйся!* – як колись Гавриїл, безтілесних </w:t>
+      </w:r>
+      <w:r>
+        <w:rPr>
+          <w:rFonts w:ascii="Times New Roman" w:hAnsi="Times New Roman"/>
+          <w:sz w:val="24"/>
+        </w:rPr>
+        <w:t>архистратиг</w:t>
+      </w:r>
+      <w:r>
+        <w:rPr>
+          <w:rFonts w:ascii="Times New Roman" w:hAnsi="Times New Roman"/>
+          <w:sz w:val="24"/>
+        </w:rPr>
+        <w:t>.</w:t>
+      </w:r>
+    </w:p>
+    <w:p>
+      <w:pPr>
+        <w:pStyle w:val="a"/>
+      </w:pPr>
+    </w:p>
+    <w:p>
+      <w:pPr>
         <w:pStyle w:val="Heading3"/>
         <w:spacing w:after="120" w:before="0" w:lineRule="auto"/>
         <w:jc w:val="center"/>
@@ -21493,6 +21576,61 @@
           <w:rtl w:val="0"/>
         </w:rPr>
       </w:r>
+    </w:p>
+    <w:p>
+      <w:pPr>
+        <w:pStyle w:val="a"/>
+      </w:pPr>
+      <w:r>
+        <w:rPr>
+          <w:rFonts w:ascii="Times New Roman" w:hAnsi="Times New Roman"/>
+          <w:i/>
+          <w:color w:val="FF0000"/>
+          <w:sz w:val="24"/>
+        </w:rPr>
+        <w:t>Тропар (г. 2):</w:t>
+      </w:r>
+      <w:r>
+        <w:rPr>
+          <w:rFonts w:ascii="Times New Roman" w:hAnsi="Times New Roman"/>
+          <w:sz w:val="24"/>
+        </w:rPr>
+        <w:t xml:space="preserve"> Ти був знаний, як освячений від пелен,* і сповнений благодаті,* чудесами світ просвітив ти,* і відігнав множество демонів,* священнотворче Теодоре,* тому за нас молися Господеві. </w:t>
+      </w:r>
+    </w:p>
+    <w:p>
+      <w:pPr>
+        <w:pStyle w:val="a"/>
+      </w:pPr>
+      <w:r>
+        <w:rPr>
+          <w:rFonts w:ascii="Times New Roman" w:hAnsi="Times New Roman"/>
+          <w:b/>
+          <w:sz w:val="24"/>
+        </w:rPr>
+        <w:t xml:space="preserve">Слава, і нині: </w:t>
+      </w:r>
+      <w:r>
+        <w:rPr>
+          <w:rFonts w:ascii="Times New Roman" w:hAnsi="Times New Roman"/>
+          <w:i/>
+          <w:color w:val="FF0000"/>
+          <w:sz w:val="24"/>
+        </w:rPr>
+        <w:t xml:space="preserve">Богородичний (г. 2): </w:t>
+      </w:r>
+      <w:r>
+        <w:rPr>
+          <w:rFonts w:ascii="Times New Roman" w:hAnsi="Times New Roman"/>
+          <w:sz w:val="24"/>
+        </w:rPr>
+        <w:t>Свята Мати несказанного світла!* Ангельськими піснями тебе почитаємо* і побожно величаємо.</w:t>
+      </w:r>
+    </w:p>
+    <w:p>
+      <w:pPr>
+        <w:pStyle w:val="a"/>
+      </w:pPr>
     </w:p>
     <w:p>
       <w:pPr>
